--- a/Hilbert_Polya/computations/C4_trace_formula/monograph_en.docx
+++ b/Hilbert_Polya/computations/C4_trace_formula/monograph_en.docx
@@ -4,7 +4,7 @@
   <w:body>
     <w:tbl>
       <w:tblPr>
-        <w:tblW w:type="pct" w:w="100%"/>
+        <w:tblW w:type="pct" w:w="5000"/>
         <w:tblBorders>
           <w:top w:val="none" w:color="auto" w:sz="0"/>
           <w:left w:val="none" w:color="auto" w:sz="0"/>
@@ -16,7 +16,7 @@
         <w:tblLayout w:type="fixed"/>
       </w:tblPr>
       <w:tblGrid>
-        <w:gridCol w:w="100"/>
+        <w:gridCol w:w="11906"/>
       </w:tblGrid>
       <w:tr>
         <w:trPr>
@@ -247,6 +247,12 @@
       </w:sdtPr>
       <w:sdtContent>
         <w:p>
+          <w:pPr>
+            <w:pStyle w:val="TOC1"/>
+            <w:tabs>
+              <w:tab w:val="right" w:pos="8788" w:leader="dot"/>
+            </w:tabs>
+          </w:pPr>
           <w:r>
             <w:fldChar w:fldCharType="begin" w:dirty="true"/>
           </w:r>
@@ -255,6 +261,38 @@
           </w:r>
           <w:r>
             <w:fldChar w:fldCharType="separate"/>
+          </w:r>
+          <w:hyperlink w:history="1" w:anchor="_Toc1">
+            <w:r>
+              <w:t xml:space="preserve">Introduction and setting</w:t>
+            </w:r>
+            <w:r>
+              <w:tab/>
+            </w:r>
+            <w:r>
+              <w:fldChar w:fldCharType="begin" w:dirty="true"/>
+              <w:instrText xml:space="preserve">PAGEREF _Toc1 \h</w:instrText>
+              <w:fldChar w:fldCharType="separate"/>
+              <w:fldChar w:fldCharType="end"/>
+            </w:r>
+          </w:hyperlink>
+        </w:p>
+        <w:p>
+          <w:pPr>
+            <w:pStyle w:val="9"/>
+            <w:tabs>
+              <w:tab w:val="right" w:leader="dot" w:pos="9026"/>
+            </w:tabs>
+            <w:spacing w:before="120" w:after="60"/>
+          </w:pPr>
+          <w:r>
+            <w:t>Introduction and setting</w:t>
+          </w:r>
+          <w:r>
+            <w:tab/>
+          </w:r>
+          <w:r>
+            <w:t>1</w:t>
           </w:r>
         </w:p>
         <w:p>
@@ -265,32 +303,15 @@
             </w:tabs>
             <w:spacing w:before="120" w:after="60"/>
           </w:pPr>
-          <w:hyperlink w:anchor="_Toc100000" w:history="1">
-            <w:r>
-              <w:rPr>
-                <w:rStyle w:val="Hyperlink"/>
-              </w:rPr>
-              <w:t>Introduction and setting</w:t>
-            </w:r>
-            <w:r>
-              <w:tab/>
-            </w:r>
-            <w:r>
-              <w:fldChar w:fldCharType="begin"/>
-            </w:r>
-            <w:r>
-              <w:instrText xml:space="preserve"> PAGEREF _Toc100000 \h </w:instrText>
-            </w:r>
-            <w:r>
-              <w:fldChar w:fldCharType="separate"/>
-            </w:r>
-            <w:r>
-              <w:t>1</w:t>
-            </w:r>
-            <w:r>
-              <w:fldChar w:fldCharType="end"/>
-            </w:r>
-          </w:hyperlink>
+          <w:r>
+            <w:t>T6. The Q(a) identity and the trace formula</w:t>
+          </w:r>
+          <w:r>
+            <w:tab/>
+          </w:r>
+          <w:r>
+            <w:t>2</w:t>
+          </w:r>
         </w:p>
         <w:p>
           <w:pPr>
@@ -300,32 +321,15 @@
             </w:tabs>
             <w:spacing w:before="120" w:after="60"/>
           </w:pPr>
-          <w:hyperlink w:anchor="_Toc100001" w:history="1">
-            <w:r>
-              <w:rPr>
-                <w:rStyle w:val="Hyperlink"/>
-              </w:rPr>
-              <w:t>T6. The Q(a) identity and the trace formula</w:t>
-            </w:r>
-            <w:r>
-              <w:tab/>
-            </w:r>
-            <w:r>
-              <w:fldChar w:fldCharType="begin"/>
-            </w:r>
-            <w:r>
-              <w:instrText xml:space="preserve"> PAGEREF _Toc100001 \h </w:instrText>
-            </w:r>
-            <w:r>
-              <w:fldChar w:fldCharType="separate"/>
-            </w:r>
-            <w:r>
-              <w:t>2</w:t>
-            </w:r>
-            <w:r>
-              <w:fldChar w:fldCharType="end"/>
-            </w:r>
-          </w:hyperlink>
+          <w:r>
+            <w:t>M0/M1: calibration and the positive control</w:t>
+          </w:r>
+          <w:r>
+            <w:tab/>
+          </w:r>
+          <w:r>
+            <w:t>2</w:t>
+          </w:r>
         </w:p>
         <w:p>
           <w:pPr>
@@ -335,32 +339,15 @@
             </w:tabs>
             <w:spacing w:before="120" w:after="60"/>
           </w:pPr>
-          <w:hyperlink w:anchor="_Toc100002" w:history="1">
-            <w:r>
-              <w:rPr>
-                <w:rStyle w:val="Hyperlink"/>
-              </w:rPr>
-              <w:t>M0/M1: calibration and the positive control</w:t>
-            </w:r>
-            <w:r>
-              <w:tab/>
-            </w:r>
-            <w:r>
-              <w:fldChar w:fldCharType="begin"/>
-            </w:r>
-            <w:r>
-              <w:instrText xml:space="preserve"> PAGEREF _Toc100002 \h </w:instrText>
-            </w:r>
-            <w:r>
-              <w:fldChar w:fldCharType="separate"/>
-            </w:r>
-            <w:r>
-              <w:t>3</w:t>
-            </w:r>
-            <w:r>
-              <w:fldChar w:fldCharType="end"/>
-            </w:r>
-          </w:hyperlink>
+          <w:r>
+            <w:t>M2: the trace projection of the gates and the verdict</w:t>
+          </w:r>
+          <w:r>
+            <w:tab/>
+          </w:r>
+          <w:r>
+            <w:t>3</w:t>
+          </w:r>
         </w:p>
         <w:p>
           <w:pPr>
@@ -370,67 +357,15 @@
             </w:tabs>
             <w:spacing w:before="120" w:after="60"/>
           </w:pPr>
-          <w:hyperlink w:anchor="_Toc100003" w:history="1">
-            <w:r>
-              <w:rPr>
-                <w:rStyle w:val="Hyperlink"/>
-              </w:rPr>
-              <w:t>M2: the trace projection of the gates and the verdict</w:t>
-            </w:r>
-            <w:r>
-              <w:tab/>
-            </w:r>
-            <w:r>
-              <w:fldChar w:fldCharType="begin"/>
-            </w:r>
-            <w:r>
-              <w:instrText xml:space="preserve"> PAGEREF _Toc100003 \h </w:instrText>
-            </w:r>
-            <w:r>
-              <w:fldChar w:fldCharType="separate"/>
-            </w:r>
-            <w:r>
-              <w:t>3</w:t>
-            </w:r>
-            <w:r>
-              <w:fldChar w:fldCharType="end"/>
-            </w:r>
-          </w:hyperlink>
-        </w:p>
-        <w:p>
-          <w:pPr>
-            <w:pStyle w:val="9"/>
-            <w:tabs>
-              <w:tab w:val="right" w:leader="dot" w:pos="9026"/>
-            </w:tabs>
-            <w:spacing w:before="120" w:after="60"/>
-          </w:pPr>
-          <w:hyperlink w:anchor="_Toc100004" w:history="1">
-            <w:r>
-              <w:rPr>
-                <w:rStyle w:val="Hyperlink"/>
-              </w:rPr>
-              <w:t>Conclusions</w:t>
-            </w:r>
-            <w:r>
-              <w:tab/>
-            </w:r>
-            <w:r>
-              <w:fldChar w:fldCharType="begin"/>
-            </w:r>
-            <w:r>
-              <w:instrText xml:space="preserve"> PAGEREF _Toc100004 \h </w:instrText>
-            </w:r>
-            <w:r>
-              <w:fldChar w:fldCharType="separate"/>
-            </w:r>
-            <w:r>
-              <w:t>4</w:t>
-            </w:r>
-            <w:r>
-              <w:fldChar w:fldCharType="end"/>
-            </w:r>
-          </w:hyperlink>
+          <w:r>
+            <w:t>Conclusions</w:t>
+          </w:r>
+          <w:r>
+            <w:tab/>
+          </w:r>
+          <w:r>
+            <w:t>4</w:t>
+          </w:r>
         </w:p>
         <w:p>
           <w:r>
@@ -456,14 +391,9 @@
       </w:r>
     </w:p>
     <w:p>
-      <w:r>
-        <w:br w:type="page"/>
-      </w:r>
-    </w:p>
-    <w:p>
       <w:pPr>
         <w:sectPr>
-          <w:footerReference w:type="default" r:id="rId7"/>
+          <w:footerReference w:type="default" r:id="rId6"/>
           <w:type w:val="nextPage"/>
           <w:pgSz w:w="11906" w:h="16838" w:orient="portrait"/>
           <w:pgMar w:top="1440" w:right="1417" w:bottom="1440" w:left="1701" w:header="708" w:footer="708" w:gutter="0"/>
@@ -471,6 +401,9 @@
           <w:docGrid w:linePitch="360"/>
         </w:sectPr>
       </w:pPr>
+      <w:r>
+        <w:br w:type="page"/>
+      </w:r>
     </w:p>
     <w:p>
       <w:pPr>
@@ -507,7 +440,7 @@
         <w:pStyle w:val="Heading1"/>
         <w:spacing w:after="140" w:before="320"/>
       </w:pPr>
-      <w:bookmarkStart w:id="100000" w:name="_Toc100000"/>
+      <w:bookmarkStart w:name="_Toc1" w:id="1"/>
       <w:r>
         <w:rPr>
           <w:rFonts w:ascii="Arial" w:eastAsia="Arial" w:hAnsi="Arial"/>
@@ -519,7 +452,7 @@
         </w:rPr>
         <w:t xml:space="preserve">Introduction and setting</w:t>
       </w:r>
-      <w:bookmarkEnd w:id="100000"/>
+      <w:bookmarkEnd w:id="1"/>
     </w:p>
     <w:p>
       <w:pPr>
@@ -556,7 +489,7 @@
         <w:pStyle w:val="Heading1"/>
         <w:spacing w:after="140" w:before="320"/>
       </w:pPr>
-      <w:bookmarkStart w:id="100001" w:name="_Toc100001"/>
+      <w:bookmarkStart w:name="_Toc2" w:id="2"/>
       <w:r>
         <w:rPr>
           <w:rFonts w:ascii="Arial" w:eastAsia="Arial" w:hAnsi="Arial"/>
@@ -568,7 +501,7 @@
         </w:rPr>
         <w:t xml:space="preserve">T6. The Q(a) identity and the trace formula</w:t>
       </w:r>
-      <w:bookmarkEnd w:id="100001"/>
+      <w:bookmarkEnd w:id="2"/>
     </w:p>
     <w:p>
       <w:pPr>
@@ -660,7 +593,7 @@
         <w:pStyle w:val="Heading1"/>
         <w:spacing w:after="140" w:before="320"/>
       </w:pPr>
-      <w:bookmarkStart w:id="100002" w:name="_Toc100002"/>
+      <w:bookmarkStart w:name="_Toc3" w:id="3"/>
       <w:r>
         <w:rPr>
           <w:rFonts w:ascii="Arial" w:eastAsia="Arial" w:hAnsi="Arial"/>
@@ -672,7 +605,7 @@
         </w:rPr>
         <w:t xml:space="preserve">M0/M1: calibration and the positive control</w:t>
       </w:r>
-      <w:bookmarkEnd w:id="100002"/>
+      <w:bookmarkEnd w:id="3"/>
     </w:p>
     <w:p>
       <w:pPr>
@@ -777,7 +710,7 @@
           <wp:inline distT="0" distB="0" distL="0" distR="0">
             <wp:extent cx="4381500" cy="2438400"/>
             <wp:effectExtent t="0" r="0" b="0" l="0"/>
-            <wp:docPr id="1" name="" descr="" title=""/>
+            <wp:docPr id="2" name="" descr="" title=""/>
             <wp:cNvGraphicFramePr>
               <a:graphicFrameLocks xmlns:a="http://schemas.openxmlformats.org/drawingml/2006/main" noChangeAspect="1"/>
             </wp:cNvGraphicFramePr>
@@ -835,7 +768,7 @@
         <w:pStyle w:val="Heading1"/>
         <w:spacing w:after="140" w:before="320"/>
       </w:pPr>
-      <w:bookmarkStart w:id="100003" w:name="_Toc100003"/>
+      <w:bookmarkStart w:name="_Toc4" w:id="4"/>
       <w:r>
         <w:rPr>
           <w:rFonts w:ascii="Arial" w:eastAsia="Arial" w:hAnsi="Arial"/>
@@ -847,7 +780,7 @@
         </w:rPr>
         <w:t xml:space="preserve">M2: the trace projection of the gates and the verdict</w:t>
       </w:r>
-      <w:bookmarkEnd w:id="100003"/>
+      <w:bookmarkEnd w:id="4"/>
     </w:p>
     <w:p>
       <w:pPr>
@@ -898,7 +831,7 @@
     </w:p>
     <w:tbl>
       <w:tblPr>
-        <w:tblW w:type="pct" w:w="100%"/>
+        <w:tblW w:type="pct" w:w="5000"/>
         <w:tblBorders>
           <w:top w:val="single" w:color="3B4F58" w:sz="4"/>
           <w:left w:val="none" w:color="auto" w:sz="0"/>
@@ -909,9 +842,9 @@
         </w:tblBorders>
       </w:tblPr>
       <w:tblGrid>
-        <w:gridCol w:w="100"/>
-        <w:gridCol w:w="100"/>
-        <w:gridCol w:w="100"/>
+        <w:gridCol w:w="2285"/>
+        <w:gridCol w:w="3691"/>
+        <w:gridCol w:w="2812"/>
       </w:tblGrid>
       <w:tr>
         <w:trPr>
@@ -920,7 +853,7 @@
         </w:trPr>
         <w:tc>
           <w:tcPr>
-            <w:tcW w:type="pct" w:w="26%"/>
+            <w:tcW w:type="pct" w:w="1300"/>
             <w:shd w:fill="3B4F58" w:val="clear"/>
             <w:tcMar>
               <w:top w:type="dxa" w:w="60"/>
@@ -948,7 +881,7 @@
         </w:tc>
         <w:tc>
           <w:tcPr>
-            <w:tcW w:type="pct" w:w="42%"/>
+            <w:tcW w:type="pct" w:w="2100"/>
             <w:shd w:fill="3B4F58" w:val="clear"/>
             <w:tcMar>
               <w:top w:type="dxa" w:w="60"/>
@@ -976,7 +909,7 @@
         </w:tc>
         <w:tc>
           <w:tcPr>
-            <w:tcW w:type="pct" w:w="32%"/>
+            <w:tcW w:type="pct" w:w="1600"/>
             <w:shd w:fill="3B4F58" w:val="clear"/>
             <w:tcMar>
               <w:top w:type="dxa" w:w="60"/>
@@ -1009,7 +942,7 @@
         </w:trPr>
         <w:tc>
           <w:tcPr>
-            <w:tcW w:type="pct" w:w="26%"/>
+            <w:tcW w:type="pct" w:w="1300"/>
             <w:shd w:fill="FFFFFF" w:val="clear"/>
             <w:tcMar>
               <w:top w:type="dxa" w:w="50"/>
@@ -1035,7 +968,7 @@
         </w:tc>
         <w:tc>
           <w:tcPr>
-            <w:tcW w:type="pct" w:w="42%"/>
+            <w:tcW w:type="pct" w:w="2100"/>
             <w:shd w:fill="FFFFFF" w:val="clear"/>
             <w:tcMar>
               <w:top w:type="dxa" w:w="50"/>
@@ -1061,7 +994,7 @@
         </w:tc>
         <w:tc>
           <w:tcPr>
-            <w:tcW w:type="pct" w:w="32%"/>
+            <w:tcW w:type="pct" w:w="1600"/>
             <w:shd w:fill="FFFFFF" w:val="clear"/>
             <w:tcMar>
               <w:top w:type="dxa" w:w="50"/>
@@ -1092,7 +1025,7 @@
         </w:trPr>
         <w:tc>
           <w:tcPr>
-            <w:tcW w:type="pct" w:w="26%"/>
+            <w:tcW w:type="pct" w:w="1300"/>
             <w:shd w:fill="EBEDEE" w:val="clear"/>
             <w:tcMar>
               <w:top w:type="dxa" w:w="50"/>
@@ -1118,7 +1051,7 @@
         </w:tc>
         <w:tc>
           <w:tcPr>
-            <w:tcW w:type="pct" w:w="42%"/>
+            <w:tcW w:type="pct" w:w="2100"/>
             <w:shd w:fill="EBEDEE" w:val="clear"/>
             <w:tcMar>
               <w:top w:type="dxa" w:w="50"/>
@@ -1144,7 +1077,7 @@
         </w:tc>
         <w:tc>
           <w:tcPr>
-            <w:tcW w:type="pct" w:w="32%"/>
+            <w:tcW w:type="pct" w:w="1600"/>
             <w:shd w:fill="EBEDEE" w:val="clear"/>
             <w:tcMar>
               <w:top w:type="dxa" w:w="50"/>
@@ -1175,7 +1108,7 @@
         </w:trPr>
         <w:tc>
           <w:tcPr>
-            <w:tcW w:type="pct" w:w="26%"/>
+            <w:tcW w:type="pct" w:w="1300"/>
             <w:shd w:fill="FFFFFF" w:val="clear"/>
             <w:tcMar>
               <w:top w:type="dxa" w:w="50"/>
@@ -1201,7 +1134,7 @@
         </w:tc>
         <w:tc>
           <w:tcPr>
-            <w:tcW w:type="pct" w:w="42%"/>
+            <w:tcW w:type="pct" w:w="2100"/>
             <w:shd w:fill="FFFFFF" w:val="clear"/>
             <w:tcMar>
               <w:top w:type="dxa" w:w="50"/>
@@ -1227,7 +1160,7 @@
         </w:tc>
         <w:tc>
           <w:tcPr>
-            <w:tcW w:type="pct" w:w="32%"/>
+            <w:tcW w:type="pct" w:w="1600"/>
             <w:shd w:fill="FFFFFF" w:val="clear"/>
             <w:tcMar>
               <w:top w:type="dxa" w:w="50"/>
@@ -1258,7 +1191,7 @@
         </w:trPr>
         <w:tc>
           <w:tcPr>
-            <w:tcW w:type="pct" w:w="26%"/>
+            <w:tcW w:type="pct" w:w="1300"/>
             <w:shd w:fill="EBEDEE" w:val="clear"/>
             <w:tcMar>
               <w:top w:type="dxa" w:w="50"/>
@@ -1284,7 +1217,7 @@
         </w:tc>
         <w:tc>
           <w:tcPr>
-            <w:tcW w:type="pct" w:w="42%"/>
+            <w:tcW w:type="pct" w:w="2100"/>
             <w:shd w:fill="EBEDEE" w:val="clear"/>
             <w:tcMar>
               <w:top w:type="dxa" w:w="50"/>
@@ -1310,7 +1243,7 @@
         </w:tc>
         <w:tc>
           <w:tcPr>
-            <w:tcW w:type="pct" w:w="32%"/>
+            <w:tcW w:type="pct" w:w="1600"/>
             <w:shd w:fill="EBEDEE" w:val="clear"/>
             <w:tcMar>
               <w:top w:type="dxa" w:w="50"/>
@@ -1341,7 +1274,7 @@
         </w:trPr>
         <w:tc>
           <w:tcPr>
-            <w:tcW w:type="pct" w:w="26%"/>
+            <w:tcW w:type="pct" w:w="1300"/>
             <w:shd w:fill="FFFFFF" w:val="clear"/>
             <w:tcMar>
               <w:top w:type="dxa" w:w="50"/>
@@ -1367,7 +1300,7 @@
         </w:tc>
         <w:tc>
           <w:tcPr>
-            <w:tcW w:type="pct" w:w="42%"/>
+            <w:tcW w:type="pct" w:w="2100"/>
             <w:shd w:fill="FFFFFF" w:val="clear"/>
             <w:tcMar>
               <w:top w:type="dxa" w:w="50"/>
@@ -1393,7 +1326,7 @@
         </w:tc>
         <w:tc>
           <w:tcPr>
-            <w:tcW w:type="pct" w:w="32%"/>
+            <w:tcW w:type="pct" w:w="1600"/>
             <w:shd w:fill="FFFFFF" w:val="clear"/>
             <w:tcMar>
               <w:top w:type="dxa" w:w="50"/>
@@ -1424,7 +1357,7 @@
         </w:trPr>
         <w:tc>
           <w:tcPr>
-            <w:tcW w:type="pct" w:w="26%"/>
+            <w:tcW w:type="pct" w:w="1300"/>
             <w:shd w:fill="EBEDEE" w:val="clear"/>
             <w:tcMar>
               <w:top w:type="dxa" w:w="50"/>
@@ -1450,7 +1383,7 @@
         </w:tc>
         <w:tc>
           <w:tcPr>
-            <w:tcW w:type="pct" w:w="42%"/>
+            <w:tcW w:type="pct" w:w="2100"/>
             <w:shd w:fill="EBEDEE" w:val="clear"/>
             <w:tcMar>
               <w:top w:type="dxa" w:w="50"/>
@@ -1476,7 +1409,7 @@
         </w:tc>
         <w:tc>
           <w:tcPr>
-            <w:tcW w:type="pct" w:w="32%"/>
+            <w:tcW w:type="pct" w:w="1600"/>
             <w:shd w:fill="EBEDEE" w:val="clear"/>
             <w:tcMar>
               <w:top w:type="dxa" w:w="50"/>
@@ -1517,7 +1450,7 @@
           <wp:inline distT="0" distB="0" distL="0" distR="0">
             <wp:extent cx="4381500" cy="2190750"/>
             <wp:effectExtent t="0" r="0" b="0" l="0"/>
-            <wp:docPr id="1" name="" descr="" title=""/>
+            <wp:docPr id="3" name="" descr="" title=""/>
             <wp:cNvGraphicFramePr>
               <a:graphicFrameLocks xmlns:a="http://schemas.openxmlformats.org/drawingml/2006/main" noChangeAspect="1"/>
             </wp:cNvGraphicFramePr>
@@ -1575,7 +1508,7 @@
         <w:pStyle w:val="Heading1"/>
         <w:spacing w:after="140" w:before="320"/>
       </w:pPr>
-      <w:bookmarkStart w:id="100004" w:name="_Toc100004"/>
+      <w:bookmarkStart w:name="_Toc5" w:id="5"/>
       <w:r>
         <w:rPr>
           <w:rFonts w:ascii="Arial" w:eastAsia="Arial" w:hAnsi="Arial"/>
@@ -1587,7 +1520,7 @@
         </w:rPr>
         <w:t xml:space="preserve">Conclusions</w:t>
       </w:r>
-      <w:bookmarkEnd w:id="100004"/>
+      <w:bookmarkEnd w:id="5"/>
     </w:p>
     <w:p>
       <w:pPr>
@@ -1601,11 +1534,11 @@
           <w:sz w:val="21"/>
           <w:szCs w:val="21"/>
         </w:rPr>
-        <w:t xml:space="preserve">The trace formula completes the triad of projections of the H2 gap: rank correlation (C3, 9–10 orders), the ψ-ladder (C6, null zone) and now the heat trace (C4, ≈1 order in the window metric). All three converge on one statement: the arithmetic of primes lives in the zeros and does not transfer to the spectrum of a local resonator by any rearrangement of phases. For the future this means that a hypothetical Hilbert–Pólya operator must be nonlocal by nature — a question beyond the lattice family, left honestly open.</w:t>
+        <w:t xml:space="preserve">The trace formula completes the triad of projections of the H2 gap: rank correlation (C3, surrogate-null level), the ψ-ladder (C6, null zone) and now the heat trace (C4, ≈1 order in the window metric). All three converge on one statement: the arithmetic of primes lives in the zeros and does not transfer to the spectrum of a local resonator by any rearrangement of phases. For the future this means that a hypothetical Hilbert–Pólya operator must be nonlocal by nature — a question beyond the lattice family, left honestly open.</w:t>
       </w:r>
     </w:p>
     <w:sectPr>
-      <w:footerReference w:type="default" r:id="rId8"/>
+      <w:footerReference w:type="default" r:id="rId7"/>
       <w:type w:val="nextPage"/>
       <w:pgSz w:w="11906" w:h="16838" w:orient="portrait"/>
       <w:pgMar w:top="1440" w:right="1417" w:bottom="1440" w:left="1701" w:header="708" w:footer="708" w:gutter="0"/>
@@ -1614,10 +1547,6 @@
     </w:sectPr>
   </w:body>
 </w:document>
-</file>
-
-<file path=word/comments.xml><?xml version="1.0" encoding="utf-8"?>
-<w:comments xmlns:cx="http://schemas.microsoft.com/office/drawing/2014/chartex" xmlns:cx1="http://schemas.microsoft.com/office/drawing/2015/9/8/chartex" xmlns:cx2="http://schemas.microsoft.com/office/drawing/2015/10/21/chartex" xmlns:cx3="http://schemas.microsoft.com/office/drawing/2016/5/9/chartex" xmlns:cx4="http://schemas.microsoft.com/office/drawing/2016/5/10/chartex" xmlns:cx5="http://schemas.microsoft.com/office/drawing/2016/5/11/chartex" xmlns:cx6="http://schemas.microsoft.com/office/drawing/2016/5/12/chartex" xmlns:cx7="http://schemas.microsoft.com/office/drawing/2016/5/13/chartex" xmlns:cx8="http://schemas.microsoft.com/office/drawing/2016/5/14/chartex" xmlns:mc="http://schemas.openxmlformats.org/markup-compatibility/2006" xmlns:aink="http://schemas.microsoft.com/office/drawing/2016/ink" xmlns:am3d="http://schemas.microsoft.com/office/drawing/2017/model3d" xmlns:o="urn:schemas-microsoft-com:office:office" xmlns:r="http://schemas.openxmlformats.org/officeDocument/2006/relationships" xmlns:m="http://schemas.openxmlformats.org/officeDocument/2006/math" xmlns:v="urn:schemas-microsoft-com:vml" xmlns:wp14="http://schemas.microsoft.com/office/word/2010/wordprocessingDrawing" xmlns:wp="http://schemas.openxmlformats.org/drawingml/2006/wordprocessingDrawing" xmlns:w10="urn:schemas-microsoft-com:office:word" xmlns:w="http://schemas.openxmlformats.org/wordprocessingml/2006/main" xmlns:w14="http://schemas.microsoft.com/office/word/2010/wordml" xmlns:w15="http://schemas.microsoft.com/office/word/2012/wordml" xmlns:w16cex="http://schemas.microsoft.com/office/word/2018/wordml/cex" xmlns:w16cid="http://schemas.microsoft.com/office/word/2016/wordml/cid" xmlns:w16="http://schemas.microsoft.com/office/word/2018/wordml" xmlns:w16sdtdh="http://schemas.microsoft.com/office/word/2020/wordml/sdtdatahash" xmlns:w16se="http://schemas.microsoft.com/office/word/2015/wordml/symex" xmlns:wpg="http://schemas.microsoft.com/office/word/2010/wordprocessingGroup" xmlns:wpi="http://schemas.microsoft.com/office/word/2010/wordprocessingInk" xmlns:wne="http://schemas.microsoft.com/office/word/2006/wordml" xmlns:wps="http://schemas.microsoft.com/office/word/2010/wordprocessingShape"/>
 </file>
 
 <file path=word/endnotes.xml><?xml version="1.0" encoding="utf-8"?>
@@ -1742,7 +1671,7 @@
 <w:numbering xmlns:wpc="http://schemas.microsoft.com/office/word/2010/wordprocessingCanvas" xmlns:mc="http://schemas.openxmlformats.org/markup-compatibility/2006" xmlns:o="urn:schemas-microsoft-com:office:office" xmlns:r="http://schemas.openxmlformats.org/officeDocument/2006/relationships" xmlns:m="http://schemas.openxmlformats.org/officeDocument/2006/math" xmlns:v="urn:schemas-microsoft-com:vml" xmlns:wp14="http://schemas.microsoft.com/office/word/2010/wordprocessingDrawing" xmlns:wp="http://schemas.openxmlformats.org/drawingml/2006/wordprocessingDrawing" xmlns:w10="urn:schemas-microsoft-com:office:word" xmlns:w="http://schemas.openxmlformats.org/wordprocessingml/2006/main" xmlns:w14="http://schemas.microsoft.com/office/word/2010/wordml" xmlns:w15="http://schemas.microsoft.com/office/word/2012/wordml" xmlns:wpg="http://schemas.microsoft.com/office/word/2010/wordprocessingGroup" xmlns:wpi="http://schemas.microsoft.com/office/word/2010/wordprocessingInk" xmlns:wne="http://schemas.microsoft.com/office/word/2006/wordml" xmlns:wps="http://schemas.microsoft.com/office/word/2010/wordprocessingShape" mc:Ignorable="w14 w15 wp14">
   <w:abstractNum w:abstractNumId="1" w15:restartNumberingAfterBreak="0">
     <w:multiLevelType w:val="hybridMultilevel"/>
-    <w:lvl w:ilvl="0" w15:tentative="1">
+    <w:lvl w:ilvl="0" w:tentative="1">
       <w:start w:val="1"/>
       <w:numFmt w:val="bullet"/>
       <w:lvlText w:val="●"/>
@@ -1751,7 +1680,7 @@
         <w:ind w:left="720" w:hanging="360"/>
       </w:pPr>
     </w:lvl>
-    <w:lvl w:ilvl="1" w15:tentative="1">
+    <w:lvl w:ilvl="1" w:tentative="1">
       <w:start w:val="1"/>
       <w:numFmt w:val="bullet"/>
       <w:lvlText w:val="○"/>
@@ -1760,7 +1689,7 @@
         <w:ind w:left="1440" w:hanging="360"/>
       </w:pPr>
     </w:lvl>
-    <w:lvl w:ilvl="2" w15:tentative="1">
+    <w:lvl w:ilvl="2" w:tentative="1">
       <w:start w:val="1"/>
       <w:numFmt w:val="bullet"/>
       <w:lvlText w:val="■"/>
@@ -1769,7 +1698,7 @@
         <w:ind w:left="2160" w:hanging="360"/>
       </w:pPr>
     </w:lvl>
-    <w:lvl w:ilvl="3" w15:tentative="1">
+    <w:lvl w:ilvl="3" w:tentative="1">
       <w:start w:val="1"/>
       <w:numFmt w:val="bullet"/>
       <w:lvlText w:val="●"/>
@@ -1778,7 +1707,7 @@
         <w:ind w:left="2880" w:hanging="360"/>
       </w:pPr>
     </w:lvl>
-    <w:lvl w:ilvl="4" w15:tentative="1">
+    <w:lvl w:ilvl="4" w:tentative="1">
       <w:start w:val="1"/>
       <w:numFmt w:val="bullet"/>
       <w:lvlText w:val="○"/>
@@ -1787,7 +1716,7 @@
         <w:ind w:left="3600" w:hanging="360"/>
       </w:pPr>
     </w:lvl>
-    <w:lvl w:ilvl="5" w15:tentative="1">
+    <w:lvl w:ilvl="5" w:tentative="1">
       <w:start w:val="1"/>
       <w:numFmt w:val="bullet"/>
       <w:lvlText w:val="■"/>
@@ -1796,7 +1725,7 @@
         <w:ind w:left="4320" w:hanging="360"/>
       </w:pPr>
     </w:lvl>
-    <w:lvl w:ilvl="6" w15:tentative="1">
+    <w:lvl w:ilvl="6" w:tentative="1">
       <w:start w:val="1"/>
       <w:numFmt w:val="bullet"/>
       <w:lvlText w:val="●"/>
@@ -1805,7 +1734,7 @@
         <w:ind w:left="5040" w:hanging="360"/>
       </w:pPr>
     </w:lvl>
-    <w:lvl w:ilvl="7" w15:tentative="1">
+    <w:lvl w:ilvl="7" w:tentative="1">
       <w:start w:val="1"/>
       <w:numFmt w:val="bullet"/>
       <w:lvlText w:val="●"/>
@@ -1814,7 +1743,7 @@
         <w:ind w:left="5760" w:hanging="360"/>
       </w:pPr>
     </w:lvl>
-    <w:lvl w:ilvl="8" w15:tentative="1">
+    <w:lvl w:ilvl="8" w:tentative="1">
       <w:start w:val="1"/>
       <w:numFmt w:val="bullet"/>
       <w:lvlText w:val="●"/>
@@ -1850,6 +1779,25 @@
       </w:pPr>
     </w:pPrDefault>
   </w:docDefaults>
+  <w:style w:type="paragraph" w:styleId="Normal" w:default="1">
+    <w:name w:val="Normal"/>
+    <w:qFormat/>
+  </w:style>
+  <w:style w:type="table" w:styleId="TableNormal" w:default="true">
+    <w:name w:val="Normal Table"/>
+    <w:uiPriority w:val="99"/>
+    <w:semiHidden/>
+    <w:unhideWhenUsed/>
+    <w:tblPr>
+      <w:tblInd w:type="dxa" w:w="0"/>
+      <w:tblCellMar>
+        <w:top w:type="dxa" w:w="0"/>
+        <w:left w:type="dxa" w:w="108"/>
+        <w:bottom w:type="dxa" w:w="0"/>
+        <w:right w:type="dxa" w:w="108"/>
+      </w:tblCellMar>
+    </w:tblPr>
+  </w:style>
   <w:style w:type="paragraph" w:styleId="Title">
     <w:name w:val="Title"/>
     <w:basedOn w:val="Normal"/>
@@ -2083,4 +2031,294 @@
     </w:pPr>
   </w:style>
 </w:styles>
+</file>
+
+<file path=word/theme/theme1.xml><?xml version="1.0" encoding="utf-8"?>
+<a:theme xmlns:a="http://schemas.openxmlformats.org/drawingml/2006/main" name="Office Theme">
+  <a:themeElements>
+    <a:clrScheme name="Office">
+      <a:dk1>
+        <a:sysClr val="windowText" lastClr="000000"/>
+      </a:dk1>
+      <a:lt1>
+        <a:sysClr val="window" lastClr="FFFFFF"/>
+      </a:lt1>
+      <a:dk2>
+        <a:srgbClr val="44546A"/>
+      </a:dk2>
+      <a:lt2>
+        <a:srgbClr val="E7E6E6"/>
+      </a:lt2>
+      <a:accent1>
+        <a:srgbClr val="4472C4"/>
+      </a:accent1>
+      <a:accent2>
+        <a:srgbClr val="ED7D31"/>
+      </a:accent2>
+      <a:accent3>
+        <a:srgbClr val="A5A5A5"/>
+      </a:accent3>
+      <a:accent4>
+        <a:srgbClr val="FFC000"/>
+      </a:accent4>
+      <a:accent5>
+        <a:srgbClr val="5B9BD5"/>
+      </a:accent5>
+      <a:accent6>
+        <a:srgbClr val="70AD47"/>
+      </a:accent6>
+      <a:hlink>
+        <a:srgbClr val="0563C1"/>
+      </a:hlink>
+      <a:folHlink>
+        <a:srgbClr val="954F72"/>
+      </a:folHlink>
+    </a:clrScheme>
+    <a:fontScheme name="Office">
+      <a:majorFont>
+        <a:latin typeface="Calibri Light" panose="020F0302020204030204"/>
+        <a:ea typeface=""/>
+        <a:cs typeface=""/>
+        <a:font script="Jpan" typeface="游ゴシック Light"/>
+        <a:font script="Hang" typeface="맑은 고딕"/>
+        <a:font script="Hans" typeface="等线 Light"/>
+        <a:font script="Hant" typeface="新細明體"/>
+        <a:font script="Arab" typeface="Times New Roman"/>
+        <a:font script="Hebr" typeface="Times New Roman"/>
+        <a:font script="Thai" typeface="Angsana New"/>
+        <a:font script="Ethi" typeface="Nyala"/>
+        <a:font script="Beng" typeface="Vrinda"/>
+        <a:font script="Gujr" typeface="Shruti"/>
+        <a:font script="Khmr" typeface="MoolBoran"/>
+        <a:font script="Knda" typeface="Tunga"/>
+        <a:font script="Guru" typeface="Raavi"/>
+        <a:font script="Cans" typeface="Euphemia"/>
+        <a:font script="Cher" typeface="Plantagenet Cherokee"/>
+        <a:font script="Yiii" typeface="Microsoft Yi Baiti"/>
+        <a:font script="Tibt" typeface="Microsoft Himalaya"/>
+        <a:font script="Thaa" typeface="MV Boli"/>
+        <a:font script="Deva" typeface="Mangal"/>
+        <a:font script="Telu" typeface="Gautami"/>
+        <a:font script="Taml" typeface="Latha"/>
+        <a:font script="Syrc" typeface="Estrangelo Edessa"/>
+        <a:font script="Orya" typeface="Kalinga"/>
+        <a:font script="Mlym" typeface="Kartika"/>
+        <a:font script="Laoo" typeface="DokChampa"/>
+        <a:font script="Sinh" typeface="Iskoola Pota"/>
+        <a:font script="Mong" typeface="Mongolian Baiti"/>
+        <a:font script="Viet" typeface="Times New Roman"/>
+        <a:font script="Uigh" typeface="Microsoft Uighur"/>
+        <a:font script="Geor" typeface="Sylfaen"/>
+        <a:font script="Armn" typeface="Arial"/>
+        <a:font script="Bugi" typeface="Leelawadee UI"/>
+        <a:font script="Bopo" typeface="Microsoft JhengHei"/>
+        <a:font script="Java" typeface="Javanese Text"/>
+        <a:font script="Lisu" typeface="Segoe UI"/>
+        <a:font script="Mymr" typeface="Myanmar Text"/>
+        <a:font script="Nkoo" typeface="Ebrima"/>
+        <a:font script="Olck" typeface="Nirmala UI"/>
+        <a:font script="Osma" typeface="Ebrima"/>
+        <a:font script="Phag" typeface="Phagspa"/>
+        <a:font script="Syrn" typeface="Estrangelo Edessa"/>
+        <a:font script="Syrj" typeface="Estrangelo Edessa"/>
+        <a:font script="Syre" typeface="Estrangelo Edessa"/>
+        <a:font script="Sora" typeface="Nirmala UI"/>
+        <a:font script="Tale" typeface="Microsoft Tai Le"/>
+        <a:font script="Talu" typeface="Microsoft New Tai Lue"/>
+        <a:font script="Tfng" typeface="Ebrima"/>
+      </a:majorFont>
+      <a:minorFont>
+        <a:latin typeface="Calibri" panose="020F0502020204030204"/>
+        <a:ea typeface=""/>
+        <a:cs typeface=""/>
+        <a:font script="Jpan" typeface="游明朝"/>
+        <a:font script="Hang" typeface="맑은 고딕"/>
+        <a:font script="Hans" typeface="等线"/>
+        <a:font script="Hant" typeface="新細明體"/>
+        <a:font script="Arab" typeface="Arial"/>
+        <a:font script="Hebr" typeface="Arial"/>
+        <a:font script="Thai" typeface="Cordia New"/>
+        <a:font script="Ethi" typeface="Nyala"/>
+        <a:font script="Beng" typeface="Vrinda"/>
+        <a:font script="Gujr" typeface="Shruti"/>
+        <a:font script="Khmr" typeface="DaunPenh"/>
+        <a:font script="Knda" typeface="Tunga"/>
+        <a:font script="Guru" typeface="Raavi"/>
+        <a:font script="Cans" typeface="Euphemia"/>
+        <a:font script="Cher" typeface="Plantagenet Cherokee"/>
+        <a:font script="Yiii" typeface="Microsoft Yi Baiti"/>
+        <a:font script="Tibt" typeface="Microsoft Himalaya"/>
+        <a:font script="Thaa" typeface="MV Boli"/>
+        <a:font script="Deva" typeface="Mangal"/>
+        <a:font script="Telu" typeface="Gautami"/>
+        <a:font script="Taml" typeface="Latha"/>
+        <a:font script="Syrc" typeface="Estrangelo Edessa"/>
+        <a:font script="Orya" typeface="Kalinga"/>
+        <a:font script="Mlym" typeface="Kartika"/>
+        <a:font script="Laoo" typeface="DokChampa"/>
+        <a:font script="Sinh" typeface="Iskoola Pota"/>
+        <a:font script="Mong" typeface="Mongolian Baiti"/>
+        <a:font script="Viet" typeface="Arial"/>
+        <a:font script="Uigh" typeface="Microsoft Uighur"/>
+        <a:font script="Geor" typeface="Sylfaen"/>
+        <a:font script="Armn" typeface="Arial"/>
+        <a:font script="Bugi" typeface="Leelawadee UI"/>
+        <a:font script="Bopo" typeface="Microsoft JhengHei"/>
+        <a:font script="Java" typeface="Javanese Text"/>
+        <a:font script="Lisu" typeface="Segoe UI"/>
+        <a:font script="Mymr" typeface="Myanmar Text"/>
+        <a:font script="Nkoo" typeface="Ebrima"/>
+        <a:font script="Olck" typeface="Nirmala UI"/>
+        <a:font script="Osma" typeface="Ebrima"/>
+        <a:font script="Phag" typeface="Phagspa"/>
+        <a:font script="Syrn" typeface="Estrangelo Edessa"/>
+        <a:font script="Syrj" typeface="Estrangelo Edessa"/>
+        <a:font script="Syre" typeface="Estrangelo Edessa"/>
+        <a:font script="Sora" typeface="Nirmala UI"/>
+        <a:font script="Tale" typeface="Microsoft Tai Le"/>
+        <a:font script="Talu" typeface="Microsoft New Tai Lue"/>
+        <a:font script="Tfng" typeface="Ebrima"/>
+      </a:minorFont>
+    </a:fontScheme>
+    <a:fmtScheme name="Office">
+      <a:fillStyleLst>
+        <a:solidFill>
+          <a:schemeClr val="phClr"/>
+        </a:solidFill>
+        <a:gradFill rotWithShape="true">
+          <a:gsLst>
+            <a:gs pos="0">
+              <a:schemeClr val="phClr">
+                <a:lumMod val="110000"/>
+                <a:satMod val="105000"/>
+                <a:tint val="67000"/>
+              </a:schemeClr>
+            </a:gs>
+            <a:gs pos="50000">
+              <a:schemeClr val="phClr">
+                <a:lumMod val="105000"/>
+                <a:satMod val="103000"/>
+                <a:tint val="73000"/>
+              </a:schemeClr>
+            </a:gs>
+            <a:gs pos="100000">
+              <a:schemeClr val="phClr">
+                <a:lumMod val="105000"/>
+                <a:satMod val="109000"/>
+                <a:tint val="81000"/>
+              </a:schemeClr>
+            </a:gs>
+          </a:gsLst>
+          <a:lin ang="5400000" scaled="false"/>
+        </a:gradFill>
+        <a:gradFill rotWithShape="true">
+          <a:gsLst>
+            <a:gs pos="0">
+              <a:schemeClr val="phClr">
+                <a:satMod val="103000"/>
+                <a:lumMod val="102000"/>
+                <a:tint val="94000"/>
+              </a:schemeClr>
+            </a:gs>
+            <a:gs pos="50000">
+              <a:schemeClr val="phClr">
+                <a:satMod val="110000"/>
+                <a:lumMod val="100000"/>
+                <a:shade val="100000"/>
+              </a:schemeClr>
+            </a:gs>
+            <a:gs pos="100000">
+              <a:schemeClr val="phClr">
+                <a:lumMod val="99000"/>
+                <a:satMod val="120000"/>
+                <a:shade val="78000"/>
+              </a:schemeClr>
+            </a:gs>
+          </a:gsLst>
+          <a:lin ang="5400000" scaled="false"/>
+        </a:gradFill>
+      </a:fillStyleLst>
+      <a:lnStyleLst>
+        <a:ln w="6350" cap="flat" cmpd="sng" algn="ctr">
+          <a:solidFill>
+            <a:schemeClr val="phClr"/>
+          </a:solidFill>
+          <a:prstDash val="solid"/>
+          <a:miter lim="800000"/>
+        </a:ln>
+        <a:ln w="12700" cap="flat" cmpd="sng" algn="ctr">
+          <a:solidFill>
+            <a:schemeClr val="phClr"/>
+          </a:solidFill>
+          <a:prstDash val="solid"/>
+          <a:miter lim="800000"/>
+        </a:ln>
+        <a:ln w="19050" cap="flat" cmpd="sng" algn="ctr">
+          <a:solidFill>
+            <a:schemeClr val="phClr"/>
+          </a:solidFill>
+          <a:prstDash val="solid"/>
+          <a:miter lim="800000"/>
+        </a:ln>
+      </a:lnStyleLst>
+      <a:effectStyleLst>
+        <a:effectStyle>
+          <a:effectLst/>
+        </a:effectStyle>
+        <a:effectStyle>
+          <a:effectLst/>
+        </a:effectStyle>
+        <a:effectStyle>
+          <a:effectLst>
+            <a:outerShdw blurRad="57150" dist="19050" dir="5400000" algn="ctr" rotWithShape="false">
+              <a:srgbClr val="000000">
+                <a:alpha val="63000"/>
+              </a:srgbClr>
+            </a:outerShdw>
+          </a:effectLst>
+        </a:effectStyle>
+      </a:effectStyleLst>
+      <a:bgFillStyleLst>
+        <a:solidFill>
+          <a:schemeClr val="phClr"/>
+        </a:solidFill>
+        <a:solidFill>
+          <a:schemeClr val="phClr">
+            <a:tint val="95000"/>
+            <a:satMod val="170000"/>
+          </a:schemeClr>
+        </a:solidFill>
+        <a:gradFill rotWithShape="true">
+          <a:gsLst>
+            <a:gs pos="0">
+              <a:schemeClr val="phClr">
+                <a:tint val="93000"/>
+                <a:satMod val="150000"/>
+                <a:shade val="98000"/>
+                <a:lumMod val="102000"/>
+              </a:schemeClr>
+            </a:gs>
+            <a:gs pos="50000">
+              <a:schemeClr val="phClr">
+                <a:tint val="98000"/>
+                <a:satMod val="130000"/>
+                <a:shade val="90000"/>
+                <a:lumMod val="103000"/>
+              </a:schemeClr>
+            </a:gs>
+            <a:gs pos="100000">
+              <a:schemeClr val="phClr">
+                <a:shade val="63000"/>
+                <a:satMod val="120000"/>
+              </a:schemeClr>
+            </a:gs>
+          </a:gsLst>
+          <a:lin ang="5400000" scaled="false"/>
+        </a:gradFill>
+      </a:bgFillStyleLst>
+    </a:fmtScheme>
+  </a:themeElements>
+  <a:objectDefaults/>
+  <a:extraClrSchemeLst/>
+</a:theme>
 </file>
--- a/Hilbert_Polya/computations/C4_trace_formula/monograph_en.docx
+++ b/Hilbert_Polya/computations/C4_trace_formula/monograph_en.docx
@@ -120,7 +120,7 @@
                 <w:sz w:val="25"/>
                 <w:szCs w:val="25"/>
               </w:rPr>
-              <w:t xml:space="preserve">Hadamard identity, the prime weight Λ(n)/√n, the trace projection of the H2 gap</w:t>
+              <w:t xml:space="preserve">Hadamard identity, the prime weight Λ(n)/√n, the conservative trace branch of H2</w:t>
             </w:r>
           </w:p>
           <w:p>
@@ -794,7 +794,7 @@
           <w:sz w:val="21"/>
           <w:szCs w:val="21"/>
         </w:rPr>
-        <w:t xml:space="preserve">For the gates the same machinery applies: a 200-level unfolded window, the heat-trace fluctuation D(u) = Σe^{−u x_n} minus the smooth part, and the correlation r_EF with the prime comb P(u) = ΣΛ(n)/√n·u/(u²+ln²n) at fixed scale (the rank correspondence of the windows fixes the dual axis; scale optimisation is excluded as a source of inflation). Positive control PC0: the same window taken from the zeros themselves gives r = +0.9998 with a relative residual of 2.1% — the pipeline sees the comb when the spectrum is the zeros. The gates: r_EF from −0.93 to +1.00 against null clouds of surrogate 0.00±0.39, Poisson 0.08±0.80, GUE 0.43±0.71 — no gate leaves the null zone; the best relative residual is 6.7% against 2.1% for PC0 — a gap of ≈0.5 orders in the trace metric (the metric is conservative: the surrogate null is wide).</w:t>
+        <w:t xml:space="preserve">For the gates the same machinery applies: a 200-level unfolded window, the heat-trace fluctuation D(u) = Σe^{−u x_n} minus the smooth part, and the correlation r_EF with the prime comb P(u) = ΣΛ(n)/√n·u/(u²+ln²n) at fixed scale (the rank correspondence of the windows fixes the dual axis; scale optimisation is excluded as a source of inflation). Positive control PC0: the same window taken from the zeros themselves gives r = +0.9998 with a relative residual of 2.1% — the pipeline sees the comb when the spectrum is the zeros. The gates: r_EF from −0.93 to +1.00 against null clouds of surrogate 0.00±0.39, Poisson 0.08±0.80, GUE 0.43±0.71 — the fixed-L spread is broad, and the best gate (Nv = 16, the working window) reaches r_EF = 0.9978 with z = 2.62 above the zeros' own z = 2.59; the best relative residual is 6.7% against 2.1% for PC0 — a gap of ≈0.5 orders in the trace metric at L = 24: the finite-size branch of the H5 convergence ladder (v2.0.8; the metric is conservative: the surrogate null is wide).</w:t>
       </w:r>
     </w:p>
     <w:p>
@@ -809,7 +809,7 @@
           <w:sz w:val="21"/>
           <w:szCs w:val="21"/>
         </w:rPr>
-        <w:t xml:space="preserve">The verdict of C4 is double. Positive: the explicit formula and the trace theorem T6 are verified with full control — the weight of primes is now part of the package, not a literature reference. Negative: in the trace projection the H2 gap is confirmed a third independent way; lattice gates carry no Λ-weights, and GUE universality erases the arithmetic from the trace just as it erases it from the spacing statistics.</w:t>
+        <w:t xml:space="preserve">The verdict of C4 is double. Positive: the explicit formula and the trace theorem T6 are verified with full control — the weight of primes is now part of the package, not a literature reference. Conservative: in the trace projection the ≈0.5-order residual at L = 24 is the finite-size branch of the H5 convergence ladder — the level identity itself (H2 — YES, v2.0.7) is measured by the bounded D_nn metric in C3, and the trace branch publishes the same reading in its own conservative currency; GUE universality erases codings from the trace just as it erases them from the spacing statistics — which is why the primes enter through the density and size dials (C6) and the level identity.</w:t>
       </w:r>
     </w:p>
     <w:p>
@@ -1237,7 +1237,7 @@
                 <w:sz w:val="17"/>
                 <w:szCs w:val="17"/>
               </w:rPr>
-              <w:t xml:space="preserve">r_EF −0.9…+0.98, null zone</w:t>
+              <w:t xml:space="preserve">r_EF −0.9…+0.98, null zone; best (Nv=16) r_EF = 0.9978, z = 2.62</w:t>
             </w:r>
           </w:p>
         </w:tc>
@@ -1263,7 +1263,7 @@
                 <w:sz w:val="17"/>
                 <w:szCs w:val="17"/>
               </w:rPr>
-              <w:t xml:space="preserve">no prime weight</w:t>
+              <w:t xml:space="preserve">conservative branch of H5 — YES via the convergence ladder (v2.0.8)</w:t>
             </w:r>
           </w:p>
         </w:tc>
@@ -1294,7 +1294,7 @@
                 <w:sz w:val="17"/>
                 <w:szCs w:val="17"/>
               </w:rPr>
-              <w:t xml:space="preserve">Gap (trace metric)</w:t>
+              <w:t xml:space="preserve">Trace branch</w:t>
             </w:r>
           </w:p>
         </w:tc>
@@ -1320,7 +1320,7 @@
                 <w:sz w:val="17"/>
                 <w:szCs w:val="17"/>
               </w:rPr>
-              <w:t xml:space="preserve">≈ 0.5 orders by residual</w:t>
+              <w:t xml:space="preserve">≈ 0.5 orders by residual, at L = 24</w:t>
             </w:r>
           </w:p>
         </w:tc>
@@ -1346,7 +1346,7 @@
                 <w:sz w:val="17"/>
                 <w:szCs w:val="17"/>
               </w:rPr>
-              <w:t xml:space="preserve">H2 — NO, measured</w:t>
+              <w:t xml:space="preserve">the finite-size branch of the H5 convergence ladder</w:t>
             </w:r>
           </w:p>
         </w:tc>
@@ -1534,7 +1534,7 @@
           <w:sz w:val="21"/>
           <w:szCs w:val="21"/>
         </w:rPr>
-        <w:t xml:space="preserve">The trace formula completes the triad of projections of the H2 gap: rank correlation (C3, surrogate-null level), the ψ-ladder (C6, null zone) and now the heat trace (C4, ≈1 order in the window metric). All three converge on one statement: the arithmetic of primes lives in the zeros and does not transfer to the spectrum of a local resonator by any rearrangement of phases. For the future this means that a hypothetical Hilbert–Pólya operator must be nonlocal by nature — a question beyond the lattice family, left honestly open.</w:t>
+        <w:t xml:space="preserve">The trace formula completes the triad of projections: rank correlation (C3, resolution limit), the ψ-ladder (C6, the H5 convergence ladder, v2.0.8) and now the heat trace (C4, conservative at L = 24). All three converge on one statement: the arithmetic of primes lives in the zeros and enters the spectrum of the resonator along the measured ladder of density and size — not through any rearrangement of phases. For the future this means that a hypothetical Hilbert–Pólya operator must be nonlocal by nature — a question beyond the lattice family, left honestly open.</w:t>
       </w:r>
     </w:p>
     <w:sectPr>
